--- a/Tuan4/HAnh/bổ sung biểu đồ lớp.docx
+++ b/Tuan4/HAnh/bổ sung biểu đồ lớp.docx
@@ -8,10 +8,10 @@
           <w:noProof/>
         </w:rPr>
         <w:drawing>
-          <wp:inline distT="0" distB="0" distL="0" distR="0" wp14:anchorId="00CA31FC" wp14:editId="648E430F">
-            <wp:extent cx="5570855" cy="5210810"/>
-            <wp:effectExtent l="0" t="0" r="0" b="8890"/>
-            <wp:docPr id="1911468587" name="Hình ảnh 6"/>
+          <wp:inline distT="0" distB="0" distL="0" distR="0" wp14:anchorId="2F6C8D89" wp14:editId="27D0DB8F">
+            <wp:extent cx="5570855" cy="6600190"/>
+            <wp:effectExtent l="0" t="0" r="0" b="0"/>
+            <wp:docPr id="52578618" name="Hình ảnh 12"/>
             <wp:cNvGraphicFramePr>
               <a:graphicFrameLocks xmlns:a="http://schemas.openxmlformats.org/drawingml/2006/main" noChangeAspect="1"/>
             </wp:cNvGraphicFramePr>
@@ -19,7 +19,7 @@
               <a:graphicData uri="http://schemas.openxmlformats.org/drawingml/2006/picture">
                 <pic:pic xmlns:pic="http://schemas.openxmlformats.org/drawingml/2006/picture">
                   <pic:nvPicPr>
-                    <pic:cNvPr id="0" name="Picture 6"/>
+                    <pic:cNvPr id="0" name="Picture 18"/>
                     <pic:cNvPicPr>
                       <a:picLocks noChangeAspect="1" noChangeArrowheads="1"/>
                     </pic:cNvPicPr>
@@ -40,7 +40,7 @@
                   <pic:spPr bwMode="auto">
                     <a:xfrm>
                       <a:off x="0" y="0"/>
-                      <a:ext cx="5570855" cy="5210810"/>
+                      <a:ext cx="5570855" cy="6600190"/>
                     </a:xfrm>
                     <a:prstGeom prst="rect">
                       <a:avLst/>
@@ -62,10 +62,10 @@
         </w:rPr>
         <w:lastRenderedPageBreak/>
         <w:drawing>
-          <wp:inline distT="0" distB="0" distL="0" distR="0" wp14:anchorId="67EC33C3" wp14:editId="25235980">
-            <wp:extent cx="5570855" cy="4490720"/>
-            <wp:effectExtent l="0" t="0" r="0" b="5080"/>
-            <wp:docPr id="1931178480" name="Hình ảnh 5"/>
+          <wp:inline distT="0" distB="0" distL="0" distR="0" wp14:anchorId="727E9F40" wp14:editId="05D73528">
+            <wp:extent cx="5570855" cy="3910330"/>
+            <wp:effectExtent l="0" t="0" r="0" b="0"/>
+            <wp:docPr id="898822567" name="Hình ảnh 11"/>
             <wp:cNvGraphicFramePr>
               <a:graphicFrameLocks xmlns:a="http://schemas.openxmlformats.org/drawingml/2006/main" noChangeAspect="1"/>
             </wp:cNvGraphicFramePr>
@@ -73,7 +73,7 @@
               <a:graphicData uri="http://schemas.openxmlformats.org/drawingml/2006/picture">
                 <pic:pic xmlns:pic="http://schemas.openxmlformats.org/drawingml/2006/picture">
                   <pic:nvPicPr>
-                    <pic:cNvPr id="0" name="Picture 5"/>
+                    <pic:cNvPr id="0" name="Picture 17"/>
                     <pic:cNvPicPr>
                       <a:picLocks noChangeAspect="1" noChangeArrowheads="1"/>
                     </pic:cNvPicPr>
@@ -94,7 +94,7 @@
                   <pic:spPr bwMode="auto">
                     <a:xfrm>
                       <a:off x="0" y="0"/>
-                      <a:ext cx="5570855" cy="4490720"/>
+                      <a:ext cx="5570855" cy="3910330"/>
                     </a:xfrm>
                     <a:prstGeom prst="rect">
                       <a:avLst/>
@@ -116,10 +116,10 @@
         </w:rPr>
         <w:lastRenderedPageBreak/>
         <w:drawing>
-          <wp:inline distT="0" distB="0" distL="0" distR="0" wp14:anchorId="6B8AA7EA" wp14:editId="27A57CE8">
-            <wp:extent cx="5570855" cy="5371465"/>
-            <wp:effectExtent l="0" t="0" r="0" b="635"/>
-            <wp:docPr id="297519266" name="Hình ảnh 4"/>
+          <wp:inline distT="0" distB="0" distL="0" distR="0" wp14:anchorId="7EB05C52" wp14:editId="4C9FD850">
+            <wp:extent cx="5570855" cy="5711190"/>
+            <wp:effectExtent l="0" t="0" r="0" b="3810"/>
+            <wp:docPr id="13266482" name="Hình ảnh 10"/>
             <wp:cNvGraphicFramePr>
               <a:graphicFrameLocks xmlns:a="http://schemas.openxmlformats.org/drawingml/2006/main" noChangeAspect="1"/>
             </wp:cNvGraphicFramePr>
@@ -127,7 +127,7 @@
               <a:graphicData uri="http://schemas.openxmlformats.org/drawingml/2006/picture">
                 <pic:pic xmlns:pic="http://schemas.openxmlformats.org/drawingml/2006/picture">
                   <pic:nvPicPr>
-                    <pic:cNvPr id="0" name="Picture 4"/>
+                    <pic:cNvPr id="0" name="Picture 16"/>
                     <pic:cNvPicPr>
                       <a:picLocks noChangeAspect="1" noChangeArrowheads="1"/>
                     </pic:cNvPicPr>
@@ -148,7 +148,7 @@
                   <pic:spPr bwMode="auto">
                     <a:xfrm>
                       <a:off x="0" y="0"/>
-                      <a:ext cx="5570855" cy="5371465"/>
+                      <a:ext cx="5570855" cy="5711190"/>
                     </a:xfrm>
                     <a:prstGeom prst="rect">
                       <a:avLst/>
@@ -169,10 +169,10 @@
           <w:noProof/>
         </w:rPr>
         <w:drawing>
-          <wp:inline distT="0" distB="0" distL="0" distR="0" wp14:anchorId="4158ACC6" wp14:editId="43D1D5DD">
-            <wp:extent cx="5570855" cy="2944495"/>
-            <wp:effectExtent l="0" t="0" r="0" b="8255"/>
-            <wp:docPr id="225025149" name="Hình ảnh 3"/>
+          <wp:inline distT="0" distB="0" distL="0" distR="0" wp14:anchorId="4ED2C294" wp14:editId="713BCAC8">
+            <wp:extent cx="5570855" cy="3286760"/>
+            <wp:effectExtent l="0" t="0" r="0" b="8890"/>
+            <wp:docPr id="1312886566" name="Hình ảnh 9"/>
             <wp:cNvGraphicFramePr>
               <a:graphicFrameLocks xmlns:a="http://schemas.openxmlformats.org/drawingml/2006/main" noChangeAspect="1"/>
             </wp:cNvGraphicFramePr>
@@ -180,7 +180,7 @@
               <a:graphicData uri="http://schemas.openxmlformats.org/drawingml/2006/picture">
                 <pic:pic xmlns:pic="http://schemas.openxmlformats.org/drawingml/2006/picture">
                   <pic:nvPicPr>
-                    <pic:cNvPr id="0" name="Picture 3"/>
+                    <pic:cNvPr id="0" name="Picture 15"/>
                     <pic:cNvPicPr>
                       <a:picLocks noChangeAspect="1" noChangeArrowheads="1"/>
                     </pic:cNvPicPr>
@@ -201,7 +201,7 @@
                   <pic:spPr bwMode="auto">
                     <a:xfrm>
                       <a:off x="0" y="0"/>
-                      <a:ext cx="5570855" cy="2944495"/>
+                      <a:ext cx="5570855" cy="3286760"/>
                     </a:xfrm>
                     <a:prstGeom prst="rect">
                       <a:avLst/>
@@ -223,10 +223,10 @@
         </w:rPr>
         <w:lastRenderedPageBreak/>
         <w:drawing>
-          <wp:inline distT="0" distB="0" distL="0" distR="0" wp14:anchorId="01E91002" wp14:editId="79F7C71C">
-            <wp:extent cx="5570855" cy="6076950"/>
-            <wp:effectExtent l="0" t="0" r="0" b="0"/>
-            <wp:docPr id="893156635" name="Hình ảnh 2"/>
+          <wp:inline distT="0" distB="0" distL="0" distR="0" wp14:anchorId="067F8D4C" wp14:editId="565601AA">
+            <wp:extent cx="5570855" cy="8241665"/>
+            <wp:effectExtent l="0" t="0" r="0" b="6985"/>
+            <wp:docPr id="1847941886" name="Hình ảnh 8"/>
             <wp:cNvGraphicFramePr>
               <a:graphicFrameLocks xmlns:a="http://schemas.openxmlformats.org/drawingml/2006/main" noChangeAspect="1"/>
             </wp:cNvGraphicFramePr>
@@ -234,7 +234,7 @@
               <a:graphicData uri="http://schemas.openxmlformats.org/drawingml/2006/picture">
                 <pic:pic xmlns:pic="http://schemas.openxmlformats.org/drawingml/2006/picture">
                   <pic:nvPicPr>
-                    <pic:cNvPr id="0" name="Picture 2"/>
+                    <pic:cNvPr id="0" name="Picture 14"/>
                     <pic:cNvPicPr>
                       <a:picLocks noChangeAspect="1" noChangeArrowheads="1"/>
                     </pic:cNvPicPr>
@@ -255,7 +255,7 @@
                   <pic:spPr bwMode="auto">
                     <a:xfrm>
                       <a:off x="0" y="0"/>
-                      <a:ext cx="5570855" cy="6076950"/>
+                      <a:ext cx="5570855" cy="8241665"/>
                     </a:xfrm>
                     <a:prstGeom prst="rect">
                       <a:avLst/>
@@ -277,10 +277,10 @@
         </w:rPr>
         <w:lastRenderedPageBreak/>
         <w:drawing>
-          <wp:inline distT="0" distB="0" distL="0" distR="0" wp14:anchorId="6517DBAA" wp14:editId="139766C6">
-            <wp:extent cx="5570855" cy="5528310"/>
+          <wp:inline distT="0" distB="0" distL="0" distR="0" wp14:anchorId="665C54CE" wp14:editId="4121308B">
+            <wp:extent cx="5570855" cy="6977380"/>
             <wp:effectExtent l="0" t="0" r="0" b="0"/>
-            <wp:docPr id="1791486288" name="Hình ảnh 1"/>
+            <wp:docPr id="1531130783" name="Hình ảnh 7"/>
             <wp:cNvGraphicFramePr>
               <a:graphicFrameLocks xmlns:a="http://schemas.openxmlformats.org/drawingml/2006/main" noChangeAspect="1"/>
             </wp:cNvGraphicFramePr>
@@ -288,7 +288,7 @@
               <a:graphicData uri="http://schemas.openxmlformats.org/drawingml/2006/picture">
                 <pic:pic xmlns:pic="http://schemas.openxmlformats.org/drawingml/2006/picture">
                   <pic:nvPicPr>
-                    <pic:cNvPr id="0" name="Picture 1"/>
+                    <pic:cNvPr id="0" name="Picture 13"/>
                     <pic:cNvPicPr>
                       <a:picLocks noChangeAspect="1" noChangeArrowheads="1"/>
                     </pic:cNvPicPr>
@@ -309,7 +309,7 @@
                   <pic:spPr bwMode="auto">
                     <a:xfrm>
                       <a:off x="0" y="0"/>
-                      <a:ext cx="5570855" cy="5528310"/>
+                      <a:ext cx="5570855" cy="6977380"/>
                     </a:xfrm>
                     <a:prstGeom prst="rect">
                       <a:avLst/>
